--- a/docs/REPORT.docx
+++ b/docs/REPORT.docx
@@ -1760,12 +1760,54 @@
       </w:r>
     </w:p>
     <w:p>
+      <w:pPr>
+        <w:jc w:val="center"/>
+      </w:pPr>
+      <w:r>
+        <w:drawing>
+          <wp:inline xmlns:a="http://schemas.openxmlformats.org/drawingml/2006/main" xmlns:pic="http://schemas.openxmlformats.org/drawingml/2006/picture">
+            <wp:extent cx="5486400" cy="3579897"/>
+            <wp:docPr id="6" name="Picture 6"/>
+            <wp:cNvGraphicFramePr>
+              <a:graphicFrameLocks noChangeAspect="1"/>
+            </wp:cNvGraphicFramePr>
+            <a:graphic>
+              <a:graphicData uri="http://schemas.openxmlformats.org/drawingml/2006/picture">
+                <pic:pic>
+                  <pic:nvPicPr>
+                    <pic:cNvPr id="0" name="eda_notebook.png"/>
+                    <pic:cNvPicPr/>
+                  </pic:nvPicPr>
+                  <pic:blipFill>
+                    <a:blip r:embed="rId14"/>
+                    <a:stretch>
+                      <a:fillRect/>
+                    </a:stretch>
+                  </pic:blipFill>
+                  <pic:spPr>
+                    <a:xfrm>
+                      <a:off x="0" y="0"/>
+                      <a:ext cx="5486400" cy="3579897"/>
+                    </a:xfrm>
+                    <a:prstGeom prst="rect"/>
+                  </pic:spPr>
+                </pic:pic>
+              </a:graphicData>
+            </a:graphic>
+          </wp:inline>
+        </w:drawing>
+      </w:r>
+    </w:p>
+    <w:p>
+      <w:pPr>
+        <w:jc w:val="center"/>
+      </w:pPr>
       <w:r>
         <w:rPr>
           <w:i/>
-          <w:color w:val="888888"/>
+          <w:sz w:val="18"/>
         </w:rPr>
-        <w:t>[Screenshot pending: eda_notebook.png]</w:t>
+        <w:t>Screenshot: eda_notebook.png</w:t>
       </w:r>
     </w:p>
     <w:p>
@@ -3908,7 +3950,7 @@
         <w:drawing>
           <wp:inline xmlns:a="http://schemas.openxmlformats.org/drawingml/2006/main" xmlns:pic="http://schemas.openxmlformats.org/drawingml/2006/picture">
             <wp:extent cx="3657600" cy="3251200"/>
-            <wp:docPr id="6" name="Picture 6"/>
+            <wp:docPr id="7" name="Picture 7"/>
             <wp:cNvGraphicFramePr>
               <a:graphicFrameLocks noChangeAspect="1"/>
             </wp:cNvGraphicFramePr>
@@ -3920,7 +3962,7 @@
                     <pic:cNvPicPr/>
                   </pic:nvPicPr>
                   <pic:blipFill>
-                    <a:blip r:embed="rId14"/>
+                    <a:blip r:embed="rId15"/>
                     <a:stretch>
                       <a:fillRect/>
                     </a:stretch>
@@ -3959,7 +4001,7 @@
         <w:drawing>
           <wp:inline xmlns:a="http://schemas.openxmlformats.org/drawingml/2006/main" xmlns:pic="http://schemas.openxmlformats.org/drawingml/2006/picture">
             <wp:extent cx="3657600" cy="2926080"/>
-            <wp:docPr id="7" name="Picture 7"/>
+            <wp:docPr id="8" name="Picture 8"/>
             <wp:cNvGraphicFramePr>
               <a:graphicFrameLocks noChangeAspect="1"/>
             </wp:cNvGraphicFramePr>
@@ -3971,7 +4013,7 @@
                     <pic:cNvPicPr/>
                   </pic:nvPicPr>
                   <pic:blipFill>
-                    <a:blip r:embed="rId15"/>
+                    <a:blip r:embed="rId16"/>
                     <a:stretch>
                       <a:fillRect/>
                     </a:stretch>
@@ -4060,7 +4102,7 @@
         <w:drawing>
           <wp:inline xmlns:a="http://schemas.openxmlformats.org/drawingml/2006/main" xmlns:pic="http://schemas.openxmlformats.org/drawingml/2006/picture">
             <wp:extent cx="3657600" cy="3048000"/>
-            <wp:docPr id="8" name="Picture 8"/>
+            <wp:docPr id="9" name="Picture 9"/>
             <wp:cNvGraphicFramePr>
               <a:graphicFrameLocks noChangeAspect="1"/>
             </wp:cNvGraphicFramePr>
@@ -4072,7 +4114,7 @@
                     <pic:cNvPicPr/>
                   </pic:nvPicPr>
                   <pic:blipFill>
-                    <a:blip r:embed="rId16"/>
+                    <a:blip r:embed="rId17"/>
                     <a:stretch>
                       <a:fillRect/>
                     </a:stretch>
@@ -4260,6 +4302,87 @@
       </w:r>
       <w:r>
         <w:t>.</w:t>
+      </w:r>
+    </w:p>
+    <w:p>
+      <w:pPr>
+        <w:pStyle w:val="Heading2"/>
+      </w:pPr>
+      <w:r>
+        <w:t>5.2 Model registry and versioning</w:t>
+      </w:r>
+    </w:p>
+    <w:p>
+      <w:r>
+        <w:t xml:space="preserve">Each training run registers its best model under the name </w:t>
+      </w:r>
+      <w:r>
+        <w:rPr>
+          <w:rFonts w:ascii="Consolas" w:hAnsi="Consolas"/>
+          <w:sz w:val="19"/>
+        </w:rPr>
+        <w:t>heart-disease-classifier</w:t>
+      </w:r>
+      <w:r>
+        <w:t xml:space="preserve">, which creates a new version. I trained twice, so the registry shows </w:t>
+      </w:r>
+      <w:r>
+        <w:rPr>
+          <w:b/>
+        </w:rPr>
+        <w:t>2 versions</w:t>
+      </w:r>
+      <w:r>
+        <w:t xml:space="preserve"> of </w:t>
+      </w:r>
+      <w:r>
+        <w:rPr>
+          <w:rFonts w:ascii="Consolas" w:hAnsi="Consolas"/>
+          <w:sz w:val="19"/>
+        </w:rPr>
+        <w:t>heart-disease-classifier</w:t>
+      </w:r>
+      <w:r>
+        <w:t xml:space="preserve">, one per training run. After each run the </w:t>
+      </w:r>
+      <w:r>
+        <w:rPr>
+          <w:rFonts w:ascii="Consolas" w:hAnsi="Consolas"/>
+          <w:sz w:val="19"/>
+        </w:rPr>
+        <w:t>champion</w:t>
+      </w:r>
+      <w:r>
+        <w:t xml:space="preserve"> alias is moved to the newly registered version, so it now points to the latest version (</w:t>
+      </w:r>
+      <w:r>
+        <w:rPr>
+          <w:b/>
+        </w:rPr>
+        <w:t>v2</w:t>
+      </w:r>
+      <w:r>
+        <w:t xml:space="preserve">) and v1 stays available as the earlier version. This demonstrates both versioning (every run is kept and traceable to its MLflow run) and alias promotion (consumers ask for "champion" instead of a hard-coded version number, and promotion or rollback is just moving the alias). The version number is also written to </w:t>
+      </w:r>
+      <w:r>
+        <w:rPr>
+          <w:rFonts w:ascii="Consolas" w:hAnsi="Consolas"/>
+          <w:sz w:val="19"/>
+        </w:rPr>
+        <w:t>models/metadata.json</w:t>
+      </w:r>
+      <w:r>
+        <w:t xml:space="preserve"> and returned as </w:t>
+      </w:r>
+      <w:r>
+        <w:rPr>
+          <w:rFonts w:ascii="Consolas" w:hAnsi="Consolas"/>
+          <w:sz w:val="19"/>
+        </w:rPr>
+        <w:t>model_version</w:t>
+      </w:r>
+      <w:r>
+        <w:t xml:space="preserve"> by the API.</w:t>
       </w:r>
     </w:p>
     <w:p>
@@ -5044,30 +5167,156 @@
       </w:r>
     </w:p>
     <w:p>
+      <w:pPr>
+        <w:jc w:val="center"/>
+      </w:pPr>
+      <w:r>
+        <w:drawing>
+          <wp:inline xmlns:a="http://schemas.openxmlformats.org/drawingml/2006/main" xmlns:pic="http://schemas.openxmlformats.org/drawingml/2006/picture">
+            <wp:extent cx="5486400" cy="2744632"/>
+            <wp:docPr id="10" name="Picture 10"/>
+            <wp:cNvGraphicFramePr>
+              <a:graphicFrameLocks noChangeAspect="1"/>
+            </wp:cNvGraphicFramePr>
+            <a:graphic>
+              <a:graphicData uri="http://schemas.openxmlformats.org/drawingml/2006/picture">
+                <pic:pic>
+                  <pic:nvPicPr>
+                    <pic:cNvPr id="0" name="mlflow_runs.png"/>
+                    <pic:cNvPicPr/>
+                  </pic:nvPicPr>
+                  <pic:blipFill>
+                    <a:blip r:embed="rId18"/>
+                    <a:stretch>
+                      <a:fillRect/>
+                    </a:stretch>
+                  </pic:blipFill>
+                  <pic:spPr>
+                    <a:xfrm>
+                      <a:off x="0" y="0"/>
+                      <a:ext cx="5486400" cy="2744632"/>
+                    </a:xfrm>
+                    <a:prstGeom prst="rect"/>
+                  </pic:spPr>
+                </pic:pic>
+              </a:graphicData>
+            </a:graphic>
+          </wp:inline>
+        </w:drawing>
+      </w:r>
+    </w:p>
+    <w:p>
+      <w:pPr>
+        <w:jc w:val="center"/>
+      </w:pPr>
       <w:r>
         <w:rPr>
           <w:i/>
-          <w:color w:val="888888"/>
+          <w:sz w:val="18"/>
         </w:rPr>
-        <w:t>[Screenshot pending: mlflow_runs.png]</w:t>
+        <w:t>Screenshot: mlflow_runs.png</w:t>
       </w:r>
     </w:p>
     <w:p>
+      <w:pPr>
+        <w:jc w:val="center"/>
+      </w:pPr>
+      <w:r>
+        <w:drawing>
+          <wp:inline xmlns:a="http://schemas.openxmlformats.org/drawingml/2006/main" xmlns:pic="http://schemas.openxmlformats.org/drawingml/2006/picture">
+            <wp:extent cx="5486400" cy="2746091"/>
+            <wp:docPr id="11" name="Picture 11"/>
+            <wp:cNvGraphicFramePr>
+              <a:graphicFrameLocks noChangeAspect="1"/>
+            </wp:cNvGraphicFramePr>
+            <a:graphic>
+              <a:graphicData uri="http://schemas.openxmlformats.org/drawingml/2006/picture">
+                <pic:pic>
+                  <pic:nvPicPr>
+                    <pic:cNvPr id="0" name="mlflow_best_run.png"/>
+                    <pic:cNvPicPr/>
+                  </pic:nvPicPr>
+                  <pic:blipFill>
+                    <a:blip r:embed="rId19"/>
+                    <a:stretch>
+                      <a:fillRect/>
+                    </a:stretch>
+                  </pic:blipFill>
+                  <pic:spPr>
+                    <a:xfrm>
+                      <a:off x="0" y="0"/>
+                      <a:ext cx="5486400" cy="2746091"/>
+                    </a:xfrm>
+                    <a:prstGeom prst="rect"/>
+                  </pic:spPr>
+                </pic:pic>
+              </a:graphicData>
+            </a:graphic>
+          </wp:inline>
+        </w:drawing>
+      </w:r>
+    </w:p>
+    <w:p>
+      <w:pPr>
+        <w:jc w:val="center"/>
+      </w:pPr>
       <w:r>
         <w:rPr>
           <w:i/>
-          <w:color w:val="888888"/>
+          <w:sz w:val="18"/>
         </w:rPr>
-        <w:t>[Screenshot pending: mlflow_best_run.png]</w:t>
+        <w:t>Screenshot: mlflow_best_run.png</w:t>
       </w:r>
     </w:p>
     <w:p>
+      <w:pPr>
+        <w:jc w:val="center"/>
+      </w:pPr>
+      <w:r>
+        <w:drawing>
+          <wp:inline xmlns:a="http://schemas.openxmlformats.org/drawingml/2006/main" xmlns:pic="http://schemas.openxmlformats.org/drawingml/2006/picture">
+            <wp:extent cx="5486400" cy="1576187"/>
+            <wp:docPr id="12" name="Picture 12"/>
+            <wp:cNvGraphicFramePr>
+              <a:graphicFrameLocks noChangeAspect="1"/>
+            </wp:cNvGraphicFramePr>
+            <a:graphic>
+              <a:graphicData uri="http://schemas.openxmlformats.org/drawingml/2006/picture">
+                <pic:pic>
+                  <pic:nvPicPr>
+                    <pic:cNvPr id="0" name="mlflow_model_registry.png"/>
+                    <pic:cNvPicPr/>
+                  </pic:nvPicPr>
+                  <pic:blipFill>
+                    <a:blip r:embed="rId20"/>
+                    <a:stretch>
+                      <a:fillRect/>
+                    </a:stretch>
+                  </pic:blipFill>
+                  <pic:spPr>
+                    <a:xfrm>
+                      <a:off x="0" y="0"/>
+                      <a:ext cx="5486400" cy="1576187"/>
+                    </a:xfrm>
+                    <a:prstGeom prst="rect"/>
+                  </pic:spPr>
+                </pic:pic>
+              </a:graphicData>
+            </a:graphic>
+          </wp:inline>
+        </w:drawing>
+      </w:r>
+    </w:p>
+    <w:p>
+      <w:pPr>
+        <w:jc w:val="center"/>
+      </w:pPr>
       <w:r>
         <w:rPr>
           <w:i/>
-          <w:color w:val="888888"/>
+          <w:sz w:val="18"/>
         </w:rPr>
-        <w:t>[Screenshot pending: mlflow_model_registry.png]</w:t>
+        <w:t>Screenshot: mlflow_model_registry.png</w:t>
       </w:r>
     </w:p>
     <w:p>
@@ -7207,7 +7456,7 @@
         <w:drawing>
           <wp:inline xmlns:a="http://schemas.openxmlformats.org/drawingml/2006/main" xmlns:pic="http://schemas.openxmlformats.org/drawingml/2006/picture">
             <wp:extent cx="5486400" cy="1770077"/>
-            <wp:docPr id="9" name="Picture 9"/>
+            <wp:docPr id="13" name="Picture 13"/>
             <wp:cNvGraphicFramePr>
               <a:graphicFrameLocks noChangeAspect="1"/>
             </wp:cNvGraphicFramePr>
@@ -7219,7 +7468,7 @@
                     <pic:cNvPicPr/>
                   </pic:nvPicPr>
                   <pic:blipFill>
-                    <a:blip r:embed="rId17"/>
+                    <a:blip r:embed="rId21"/>
                     <a:stretch>
                       <a:fillRect/>
                     </a:stretch>

--- a/docs/REPORT.docx
+++ b/docs/REPORT.docx
@@ -5883,30 +5883,156 @@
       </w:r>
     </w:p>
     <w:p>
+      <w:pPr>
+        <w:jc w:val="center"/>
+      </w:pPr>
+      <w:r>
+        <w:drawing>
+          <wp:inline xmlns:a="http://schemas.openxmlformats.org/drawingml/2006/main" xmlns:pic="http://schemas.openxmlformats.org/drawingml/2006/picture">
+            <wp:extent cx="5486400" cy="2505382"/>
+            <wp:docPr id="13" name="Picture 13"/>
+            <wp:cNvGraphicFramePr>
+              <a:graphicFrameLocks noChangeAspect="1"/>
+            </wp:cNvGraphicFramePr>
+            <a:graphic>
+              <a:graphicData uri="http://schemas.openxmlformats.org/drawingml/2006/picture">
+                <pic:pic>
+                  <pic:nvPicPr>
+                    <pic:cNvPr id="0" name="pytest_coverage.png"/>
+                    <pic:cNvPicPr/>
+                  </pic:nvPicPr>
+                  <pic:blipFill>
+                    <a:blip r:embed="rId21"/>
+                    <a:stretch>
+                      <a:fillRect/>
+                    </a:stretch>
+                  </pic:blipFill>
+                  <pic:spPr>
+                    <a:xfrm>
+                      <a:off x="0" y="0"/>
+                      <a:ext cx="5486400" cy="2505382"/>
+                    </a:xfrm>
+                    <a:prstGeom prst="rect"/>
+                  </pic:spPr>
+                </pic:pic>
+              </a:graphicData>
+            </a:graphic>
+          </wp:inline>
+        </w:drawing>
+      </w:r>
+    </w:p>
+    <w:p>
+      <w:pPr>
+        <w:jc w:val="center"/>
+      </w:pPr>
       <w:r>
         <w:rPr>
           <w:i/>
-          <w:color w:val="888888"/>
+          <w:sz w:val="18"/>
         </w:rPr>
-        <w:t>[Screenshot pending: pytest_coverage.png]</w:t>
+        <w:t>Screenshot: pytest_coverage.png</w:t>
       </w:r>
     </w:p>
     <w:p>
+      <w:pPr>
+        <w:jc w:val="center"/>
+      </w:pPr>
+      <w:r>
+        <w:drawing>
+          <wp:inline xmlns:a="http://schemas.openxmlformats.org/drawingml/2006/main" xmlns:pic="http://schemas.openxmlformats.org/drawingml/2006/picture">
+            <wp:extent cx="5486400" cy="2715768"/>
+            <wp:docPr id="14" name="Picture 14"/>
+            <wp:cNvGraphicFramePr>
+              <a:graphicFrameLocks noChangeAspect="1"/>
+            </wp:cNvGraphicFramePr>
+            <a:graphic>
+              <a:graphicData uri="http://schemas.openxmlformats.org/drawingml/2006/picture">
+                <pic:pic>
+                  <pic:nvPicPr>
+                    <pic:cNvPr id="0" name="github_actions_green.png"/>
+                    <pic:cNvPicPr/>
+                  </pic:nvPicPr>
+                  <pic:blipFill>
+                    <a:blip r:embed="rId22"/>
+                    <a:stretch>
+                      <a:fillRect/>
+                    </a:stretch>
+                  </pic:blipFill>
+                  <pic:spPr>
+                    <a:xfrm>
+                      <a:off x="0" y="0"/>
+                      <a:ext cx="5486400" cy="2715768"/>
+                    </a:xfrm>
+                    <a:prstGeom prst="rect"/>
+                  </pic:spPr>
+                </pic:pic>
+              </a:graphicData>
+            </a:graphic>
+          </wp:inline>
+        </w:drawing>
+      </w:r>
+    </w:p>
+    <w:p>
+      <w:pPr>
+        <w:jc w:val="center"/>
+      </w:pPr>
       <w:r>
         <w:rPr>
           <w:i/>
-          <w:color w:val="888888"/>
+          <w:sz w:val="18"/>
         </w:rPr>
-        <w:t>[Screenshot pending: github_actions_green.png]</w:t>
+        <w:t>Screenshot: github_actions_green.png</w:t>
       </w:r>
     </w:p>
     <w:p>
+      <w:pPr>
+        <w:jc w:val="center"/>
+      </w:pPr>
+      <w:r>
+        <w:drawing>
+          <wp:inline xmlns:a="http://schemas.openxmlformats.org/drawingml/2006/main" xmlns:pic="http://schemas.openxmlformats.org/drawingml/2006/picture">
+            <wp:extent cx="5486400" cy="1635797"/>
+            <wp:docPr id="15" name="Picture 15"/>
+            <wp:cNvGraphicFramePr>
+              <a:graphicFrameLocks noChangeAspect="1"/>
+            </wp:cNvGraphicFramePr>
+            <a:graphic>
+              <a:graphicData uri="http://schemas.openxmlformats.org/drawingml/2006/picture">
+                <pic:pic>
+                  <pic:nvPicPr>
+                    <pic:cNvPr id="0" name="github_actions_artifacts.png"/>
+                    <pic:cNvPicPr/>
+                  </pic:nvPicPr>
+                  <pic:blipFill>
+                    <a:blip r:embed="rId23"/>
+                    <a:stretch>
+                      <a:fillRect/>
+                    </a:stretch>
+                  </pic:blipFill>
+                  <pic:spPr>
+                    <a:xfrm>
+                      <a:off x="0" y="0"/>
+                      <a:ext cx="5486400" cy="1635797"/>
+                    </a:xfrm>
+                    <a:prstGeom prst="rect"/>
+                  </pic:spPr>
+                </pic:pic>
+              </a:graphicData>
+            </a:graphic>
+          </wp:inline>
+        </w:drawing>
+      </w:r>
+    </w:p>
+    <w:p>
+      <w:pPr>
+        <w:jc w:val="center"/>
+      </w:pPr>
       <w:r>
         <w:rPr>
           <w:i/>
-          <w:color w:val="888888"/>
+          <w:sz w:val="18"/>
         </w:rPr>
-        <w:t>[Screenshot pending: github_actions_artifacts.png]</w:t>
+        <w:t>Screenshot: github_actions_artifacts.png</w:t>
       </w:r>
     </w:p>
     <w:p>
@@ -6059,12 +6185,54 @@
       </w:r>
     </w:p>
     <w:p>
+      <w:pPr>
+        <w:jc w:val="center"/>
+      </w:pPr>
+      <w:r>
+        <w:drawing>
+          <wp:inline xmlns:a="http://schemas.openxmlformats.org/drawingml/2006/main" xmlns:pic="http://schemas.openxmlformats.org/drawingml/2006/picture">
+            <wp:extent cx="5486400" cy="2708549"/>
+            <wp:docPr id="16" name="Picture 16"/>
+            <wp:cNvGraphicFramePr>
+              <a:graphicFrameLocks noChangeAspect="1"/>
+            </wp:cNvGraphicFramePr>
+            <a:graphic>
+              <a:graphicData uri="http://schemas.openxmlformats.org/drawingml/2006/picture">
+                <pic:pic>
+                  <pic:nvPicPr>
+                    <pic:cNvPr id="0" name="github_actions_failed.png"/>
+                    <pic:cNvPicPr/>
+                  </pic:nvPicPr>
+                  <pic:blipFill>
+                    <a:blip r:embed="rId24"/>
+                    <a:stretch>
+                      <a:fillRect/>
+                    </a:stretch>
+                  </pic:blipFill>
+                  <pic:spPr>
+                    <a:xfrm>
+                      <a:off x="0" y="0"/>
+                      <a:ext cx="5486400" cy="2708549"/>
+                    </a:xfrm>
+                    <a:prstGeom prst="rect"/>
+                  </pic:spPr>
+                </pic:pic>
+              </a:graphicData>
+            </a:graphic>
+          </wp:inline>
+        </w:drawing>
+      </w:r>
+    </w:p>
+    <w:p>
+      <w:pPr>
+        <w:jc w:val="center"/>
+      </w:pPr>
       <w:r>
         <w:rPr>
           <w:i/>
-          <w:color w:val="888888"/>
+          <w:sz w:val="18"/>
         </w:rPr>
-        <w:t>[Screenshot pending: github_actions_failed.png]</w:t>
+        <w:t>Screenshot: github_actions_failed.png</w:t>
       </w:r>
     </w:p>
     <w:p>
@@ -6383,39 +6551,207 @@
       </w:r>
     </w:p>
     <w:p>
+      <w:pPr>
+        <w:jc w:val="center"/>
+      </w:pPr>
+      <w:r>
+        <w:drawing>
+          <wp:inline xmlns:a="http://schemas.openxmlformats.org/drawingml/2006/main" xmlns:pic="http://schemas.openxmlformats.org/drawingml/2006/picture">
+            <wp:extent cx="5486400" cy="3320041"/>
+            <wp:docPr id="17" name="Picture 17"/>
+            <wp:cNvGraphicFramePr>
+              <a:graphicFrameLocks noChangeAspect="1"/>
+            </wp:cNvGraphicFramePr>
+            <a:graphic>
+              <a:graphicData uri="http://schemas.openxmlformats.org/drawingml/2006/picture">
+                <pic:pic>
+                  <pic:nvPicPr>
+                    <pic:cNvPr id="0" name="docker_build.png"/>
+                    <pic:cNvPicPr/>
+                  </pic:nvPicPr>
+                  <pic:blipFill>
+                    <a:blip r:embed="rId25"/>
+                    <a:stretch>
+                      <a:fillRect/>
+                    </a:stretch>
+                  </pic:blipFill>
+                  <pic:spPr>
+                    <a:xfrm>
+                      <a:off x="0" y="0"/>
+                      <a:ext cx="5486400" cy="3320041"/>
+                    </a:xfrm>
+                    <a:prstGeom prst="rect"/>
+                  </pic:spPr>
+                </pic:pic>
+              </a:graphicData>
+            </a:graphic>
+          </wp:inline>
+        </w:drawing>
+      </w:r>
+    </w:p>
+    <w:p>
+      <w:pPr>
+        <w:jc w:val="center"/>
+      </w:pPr>
       <w:r>
         <w:rPr>
           <w:i/>
-          <w:color w:val="888888"/>
+          <w:sz w:val="18"/>
         </w:rPr>
-        <w:t>[Screenshot pending: docker_build.png]</w:t>
+        <w:t>Screenshot: docker_build.png</w:t>
       </w:r>
     </w:p>
     <w:p>
+      <w:pPr>
+        <w:jc w:val="center"/>
+      </w:pPr>
+      <w:r>
+        <w:drawing>
+          <wp:inline xmlns:a="http://schemas.openxmlformats.org/drawingml/2006/main" xmlns:pic="http://schemas.openxmlformats.org/drawingml/2006/picture">
+            <wp:extent cx="5486400" cy="998248"/>
+            <wp:docPr id="18" name="Picture 18"/>
+            <wp:cNvGraphicFramePr>
+              <a:graphicFrameLocks noChangeAspect="1"/>
+            </wp:cNvGraphicFramePr>
+            <a:graphic>
+              <a:graphicData uri="http://schemas.openxmlformats.org/drawingml/2006/picture">
+                <pic:pic>
+                  <pic:nvPicPr>
+                    <pic:cNvPr id="0" name="docker_curl.png"/>
+                    <pic:cNvPicPr/>
+                  </pic:nvPicPr>
+                  <pic:blipFill>
+                    <a:blip r:embed="rId26"/>
+                    <a:stretch>
+                      <a:fillRect/>
+                    </a:stretch>
+                  </pic:blipFill>
+                  <pic:spPr>
+                    <a:xfrm>
+                      <a:off x="0" y="0"/>
+                      <a:ext cx="5486400" cy="998248"/>
+                    </a:xfrm>
+                    <a:prstGeom prst="rect"/>
+                  </pic:spPr>
+                </pic:pic>
+              </a:graphicData>
+            </a:graphic>
+          </wp:inline>
+        </w:drawing>
+      </w:r>
+    </w:p>
+    <w:p>
+      <w:pPr>
+        <w:jc w:val="center"/>
+      </w:pPr>
       <w:r>
         <w:rPr>
           <w:i/>
-          <w:color w:val="888888"/>
+          <w:sz w:val="18"/>
         </w:rPr>
-        <w:t>[Screenshot pending: docker_curl.png]</w:t>
+        <w:t>Screenshot: docker_curl.png</w:t>
       </w:r>
     </w:p>
     <w:p>
+      <w:pPr>
+        <w:jc w:val="center"/>
+      </w:pPr>
+      <w:r>
+        <w:drawing>
+          <wp:inline xmlns:a="http://schemas.openxmlformats.org/drawingml/2006/main" xmlns:pic="http://schemas.openxmlformats.org/drawingml/2006/picture">
+            <wp:extent cx="5486400" cy="3364370"/>
+            <wp:docPr id="19" name="Picture 19"/>
+            <wp:cNvGraphicFramePr>
+              <a:graphicFrameLocks noChangeAspect="1"/>
+            </wp:cNvGraphicFramePr>
+            <a:graphic>
+              <a:graphicData uri="http://schemas.openxmlformats.org/drawingml/2006/picture">
+                <pic:pic>
+                  <pic:nvPicPr>
+                    <pic:cNvPr id="0" name="api_docs.png"/>
+                    <pic:cNvPicPr/>
+                  </pic:nvPicPr>
+                  <pic:blipFill>
+                    <a:blip r:embed="rId27"/>
+                    <a:stretch>
+                      <a:fillRect/>
+                    </a:stretch>
+                  </pic:blipFill>
+                  <pic:spPr>
+                    <a:xfrm>
+                      <a:off x="0" y="0"/>
+                      <a:ext cx="5486400" cy="3364370"/>
+                    </a:xfrm>
+                    <a:prstGeom prst="rect"/>
+                  </pic:spPr>
+                </pic:pic>
+              </a:graphicData>
+            </a:graphic>
+          </wp:inline>
+        </w:drawing>
+      </w:r>
+    </w:p>
+    <w:p>
+      <w:pPr>
+        <w:jc w:val="center"/>
+      </w:pPr>
       <w:r>
         <w:rPr>
           <w:i/>
-          <w:color w:val="888888"/>
+          <w:sz w:val="18"/>
         </w:rPr>
-        <w:t>[Screenshot pending: api_docs.png]</w:t>
+        <w:t>Screenshot: api_docs.png</w:t>
       </w:r>
     </w:p>
     <w:p>
+      <w:pPr>
+        <w:jc w:val="center"/>
+      </w:pPr>
+      <w:r>
+        <w:drawing>
+          <wp:inline xmlns:a="http://schemas.openxmlformats.org/drawingml/2006/main" xmlns:pic="http://schemas.openxmlformats.org/drawingml/2006/picture">
+            <wp:extent cx="5486400" cy="578734"/>
+            <wp:docPr id="20" name="Picture 20"/>
+            <wp:cNvGraphicFramePr>
+              <a:graphicFrameLocks noChangeAspect="1"/>
+            </wp:cNvGraphicFramePr>
+            <a:graphic>
+              <a:graphicData uri="http://schemas.openxmlformats.org/drawingml/2006/picture">
+                <pic:pic>
+                  <pic:nvPicPr>
+                    <pic:cNvPr id="0" name="api_422.png"/>
+                    <pic:cNvPicPr/>
+                  </pic:nvPicPr>
+                  <pic:blipFill>
+                    <a:blip r:embed="rId28"/>
+                    <a:stretch>
+                      <a:fillRect/>
+                    </a:stretch>
+                  </pic:blipFill>
+                  <pic:spPr>
+                    <a:xfrm>
+                      <a:off x="0" y="0"/>
+                      <a:ext cx="5486400" cy="578734"/>
+                    </a:xfrm>
+                    <a:prstGeom prst="rect"/>
+                  </pic:spPr>
+                </pic:pic>
+              </a:graphicData>
+            </a:graphic>
+          </wp:inline>
+        </w:drawing>
+      </w:r>
+    </w:p>
+    <w:p>
+      <w:pPr>
+        <w:jc w:val="center"/>
+      </w:pPr>
       <w:r>
         <w:rPr>
           <w:i/>
-          <w:color w:val="888888"/>
+          <w:sz w:val="18"/>
         </w:rPr>
-        <w:t>[Screenshot pending: api_422.png]</w:t>
+        <w:t>Screenshot: api_422.png</w:t>
       </w:r>
     </w:p>
     <w:p>
@@ -6777,30 +7113,156 @@
       </w:r>
     </w:p>
     <w:p>
+      <w:pPr>
+        <w:jc w:val="center"/>
+      </w:pPr>
+      <w:r>
+        <w:drawing>
+          <wp:inline xmlns:a="http://schemas.openxmlformats.org/drawingml/2006/main" xmlns:pic="http://schemas.openxmlformats.org/drawingml/2006/picture">
+            <wp:extent cx="5486400" cy="1147227"/>
+            <wp:docPr id="21" name="Picture 21"/>
+            <wp:cNvGraphicFramePr>
+              <a:graphicFrameLocks noChangeAspect="1"/>
+            </wp:cNvGraphicFramePr>
+            <a:graphic>
+              <a:graphicData uri="http://schemas.openxmlformats.org/drawingml/2006/picture">
+                <pic:pic>
+                  <pic:nvPicPr>
+                    <pic:cNvPr id="0" name="k8s_pods.png"/>
+                    <pic:cNvPicPr/>
+                  </pic:nvPicPr>
+                  <pic:blipFill>
+                    <a:blip r:embed="rId29"/>
+                    <a:stretch>
+                      <a:fillRect/>
+                    </a:stretch>
+                  </pic:blipFill>
+                  <pic:spPr>
+                    <a:xfrm>
+                      <a:off x="0" y="0"/>
+                      <a:ext cx="5486400" cy="1147227"/>
+                    </a:xfrm>
+                    <a:prstGeom prst="rect"/>
+                  </pic:spPr>
+                </pic:pic>
+              </a:graphicData>
+            </a:graphic>
+          </wp:inline>
+        </w:drawing>
+      </w:r>
+    </w:p>
+    <w:p>
+      <w:pPr>
+        <w:jc w:val="center"/>
+      </w:pPr>
       <w:r>
         <w:rPr>
           <w:i/>
-          <w:color w:val="888888"/>
+          <w:sz w:val="18"/>
         </w:rPr>
-        <w:t>[Screenshot pending: k8s_pods.png]</w:t>
+        <w:t>Screenshot: k8s_pods.png</w:t>
       </w:r>
     </w:p>
     <w:p>
+      <w:pPr>
+        <w:jc w:val="center"/>
+      </w:pPr>
+      <w:r>
+        <w:drawing>
+          <wp:inline xmlns:a="http://schemas.openxmlformats.org/drawingml/2006/main" xmlns:pic="http://schemas.openxmlformats.org/drawingml/2006/picture">
+            <wp:extent cx="5486400" cy="1394515"/>
+            <wp:docPr id="22" name="Picture 22"/>
+            <wp:cNvGraphicFramePr>
+              <a:graphicFrameLocks noChangeAspect="1"/>
+            </wp:cNvGraphicFramePr>
+            <a:graphic>
+              <a:graphicData uri="http://schemas.openxmlformats.org/drawingml/2006/picture">
+                <pic:pic>
+                  <pic:nvPicPr>
+                    <pic:cNvPr id="0" name="k8s_predict.png"/>
+                    <pic:cNvPicPr/>
+                  </pic:nvPicPr>
+                  <pic:blipFill>
+                    <a:blip r:embed="rId30"/>
+                    <a:stretch>
+                      <a:fillRect/>
+                    </a:stretch>
+                  </pic:blipFill>
+                  <pic:spPr>
+                    <a:xfrm>
+                      <a:off x="0" y="0"/>
+                      <a:ext cx="5486400" cy="1394515"/>
+                    </a:xfrm>
+                    <a:prstGeom prst="rect"/>
+                  </pic:spPr>
+                </pic:pic>
+              </a:graphicData>
+            </a:graphic>
+          </wp:inline>
+        </w:drawing>
+      </w:r>
+    </w:p>
+    <w:p>
+      <w:pPr>
+        <w:jc w:val="center"/>
+      </w:pPr>
       <w:r>
         <w:rPr>
           <w:i/>
-          <w:color w:val="888888"/>
+          <w:sz w:val="18"/>
         </w:rPr>
-        <w:t>[Screenshot pending: k8s_predict.png]</w:t>
+        <w:t>Screenshot: k8s_predict.png</w:t>
       </w:r>
     </w:p>
     <w:p>
+      <w:pPr>
+        <w:jc w:val="center"/>
+      </w:pPr>
+      <w:r>
+        <w:drawing>
+          <wp:inline xmlns:a="http://schemas.openxmlformats.org/drawingml/2006/main" xmlns:pic="http://schemas.openxmlformats.org/drawingml/2006/picture">
+            <wp:extent cx="5486400" cy="597877"/>
+            <wp:docPr id="23" name="Picture 23"/>
+            <wp:cNvGraphicFramePr>
+              <a:graphicFrameLocks noChangeAspect="1"/>
+            </wp:cNvGraphicFramePr>
+            <a:graphic>
+              <a:graphicData uri="http://schemas.openxmlformats.org/drawingml/2006/picture">
+                <pic:pic>
+                  <pic:nvPicPr>
+                    <pic:cNvPr id="0" name="helm_install.png"/>
+                    <pic:cNvPicPr/>
+                  </pic:nvPicPr>
+                  <pic:blipFill>
+                    <a:blip r:embed="rId31"/>
+                    <a:stretch>
+                      <a:fillRect/>
+                    </a:stretch>
+                  </pic:blipFill>
+                  <pic:spPr>
+                    <a:xfrm>
+                      <a:off x="0" y="0"/>
+                      <a:ext cx="5486400" cy="597877"/>
+                    </a:xfrm>
+                    <a:prstGeom prst="rect"/>
+                  </pic:spPr>
+                </pic:pic>
+              </a:graphicData>
+            </a:graphic>
+          </wp:inline>
+        </w:drawing>
+      </w:r>
+    </w:p>
+    <w:p>
+      <w:pPr>
+        <w:jc w:val="center"/>
+      </w:pPr>
       <w:r>
         <w:rPr>
           <w:i/>
-          <w:color w:val="888888"/>
+          <w:sz w:val="18"/>
         </w:rPr>
-        <w:t>[Screenshot pending: helm_install.png]</w:t>
+        <w:t>Screenshot: helm_install.png</w:t>
       </w:r>
     </w:p>
     <w:p>
@@ -7414,30 +7876,156 @@
       </w:r>
     </w:p>
     <w:p>
+      <w:pPr>
+        <w:jc w:val="center"/>
+      </w:pPr>
+      <w:r>
+        <w:drawing>
+          <wp:inline xmlns:a="http://schemas.openxmlformats.org/drawingml/2006/main" xmlns:pic="http://schemas.openxmlformats.org/drawingml/2006/picture">
+            <wp:extent cx="5486400" cy="951664"/>
+            <wp:docPr id="24" name="Picture 24"/>
+            <wp:cNvGraphicFramePr>
+              <a:graphicFrameLocks noChangeAspect="1"/>
+            </wp:cNvGraphicFramePr>
+            <a:graphic>
+              <a:graphicData uri="http://schemas.openxmlformats.org/drawingml/2006/picture">
+                <pic:pic>
+                  <pic:nvPicPr>
+                    <pic:cNvPr id="0" name="prometheus_targets.png"/>
+                    <pic:cNvPicPr/>
+                  </pic:nvPicPr>
+                  <pic:blipFill>
+                    <a:blip r:embed="rId32"/>
+                    <a:stretch>
+                      <a:fillRect/>
+                    </a:stretch>
+                  </pic:blipFill>
+                  <pic:spPr>
+                    <a:xfrm>
+                      <a:off x="0" y="0"/>
+                      <a:ext cx="5486400" cy="951664"/>
+                    </a:xfrm>
+                    <a:prstGeom prst="rect"/>
+                  </pic:spPr>
+                </pic:pic>
+              </a:graphicData>
+            </a:graphic>
+          </wp:inline>
+        </w:drawing>
+      </w:r>
+    </w:p>
+    <w:p>
+      <w:pPr>
+        <w:jc w:val="center"/>
+      </w:pPr>
       <w:r>
         <w:rPr>
           <w:i/>
-          <w:color w:val="888888"/>
+          <w:sz w:val="18"/>
         </w:rPr>
-        <w:t>[Screenshot pending: prometheus_targets.png]</w:t>
+        <w:t>Screenshot: prometheus_targets.png</w:t>
       </w:r>
     </w:p>
     <w:p>
+      <w:pPr>
+        <w:jc w:val="center"/>
+      </w:pPr>
+      <w:r>
+        <w:drawing>
+          <wp:inline xmlns:a="http://schemas.openxmlformats.org/drawingml/2006/main" xmlns:pic="http://schemas.openxmlformats.org/drawingml/2006/picture">
+            <wp:extent cx="5486400" cy="2759057"/>
+            <wp:docPr id="25" name="Picture 25"/>
+            <wp:cNvGraphicFramePr>
+              <a:graphicFrameLocks noChangeAspect="1"/>
+            </wp:cNvGraphicFramePr>
+            <a:graphic>
+              <a:graphicData uri="http://schemas.openxmlformats.org/drawingml/2006/picture">
+                <pic:pic>
+                  <pic:nvPicPr>
+                    <pic:cNvPr id="0" name="grafana_dashboard.png"/>
+                    <pic:cNvPicPr/>
+                  </pic:nvPicPr>
+                  <pic:blipFill>
+                    <a:blip r:embed="rId33"/>
+                    <a:stretch>
+                      <a:fillRect/>
+                    </a:stretch>
+                  </pic:blipFill>
+                  <pic:spPr>
+                    <a:xfrm>
+                      <a:off x="0" y="0"/>
+                      <a:ext cx="5486400" cy="2759057"/>
+                    </a:xfrm>
+                    <a:prstGeom prst="rect"/>
+                  </pic:spPr>
+                </pic:pic>
+              </a:graphicData>
+            </a:graphic>
+          </wp:inline>
+        </w:drawing>
+      </w:r>
+    </w:p>
+    <w:p>
+      <w:pPr>
+        <w:jc w:val="center"/>
+      </w:pPr>
       <w:r>
         <w:rPr>
           <w:i/>
-          <w:color w:val="888888"/>
+          <w:sz w:val="18"/>
         </w:rPr>
-        <w:t>[Screenshot pending: grafana_dashboard.png]</w:t>
+        <w:t>Screenshot: grafana_dashboard.png</w:t>
       </w:r>
     </w:p>
     <w:p>
+      <w:pPr>
+        <w:jc w:val="center"/>
+      </w:pPr>
+      <w:r>
+        <w:drawing>
+          <wp:inline xmlns:a="http://schemas.openxmlformats.org/drawingml/2006/main" xmlns:pic="http://schemas.openxmlformats.org/drawingml/2006/picture">
+            <wp:extent cx="5486400" cy="1057835"/>
+            <wp:docPr id="26" name="Picture 26"/>
+            <wp:cNvGraphicFramePr>
+              <a:graphicFrameLocks noChangeAspect="1"/>
+            </wp:cNvGraphicFramePr>
+            <a:graphic>
+              <a:graphicData uri="http://schemas.openxmlformats.org/drawingml/2006/picture">
+                <pic:pic>
+                  <pic:nvPicPr>
+                    <pic:cNvPr id="0" name="api_logs.png"/>
+                    <pic:cNvPicPr/>
+                  </pic:nvPicPr>
+                  <pic:blipFill>
+                    <a:blip r:embed="rId34"/>
+                    <a:stretch>
+                      <a:fillRect/>
+                    </a:stretch>
+                  </pic:blipFill>
+                  <pic:spPr>
+                    <a:xfrm>
+                      <a:off x="0" y="0"/>
+                      <a:ext cx="5486400" cy="1057835"/>
+                    </a:xfrm>
+                    <a:prstGeom prst="rect"/>
+                  </pic:spPr>
+                </pic:pic>
+              </a:graphicData>
+            </a:graphic>
+          </wp:inline>
+        </w:drawing>
+      </w:r>
+    </w:p>
+    <w:p>
+      <w:pPr>
+        <w:jc w:val="center"/>
+      </w:pPr>
       <w:r>
         <w:rPr>
           <w:i/>
-          <w:color w:val="888888"/>
+          <w:sz w:val="18"/>
         </w:rPr>
-        <w:t>[Screenshot pending: api_logs.png]</w:t>
+        <w:t>Screenshot: api_logs.png</w:t>
       </w:r>
     </w:p>
     <w:p>
@@ -7456,7 +8044,7 @@
         <w:drawing>
           <wp:inline xmlns:a="http://schemas.openxmlformats.org/drawingml/2006/main" xmlns:pic="http://schemas.openxmlformats.org/drawingml/2006/picture">
             <wp:extent cx="5486400" cy="1770077"/>
-            <wp:docPr id="13" name="Picture 13"/>
+            <wp:docPr id="27" name="Picture 27"/>
             <wp:cNvGraphicFramePr>
               <a:graphicFrameLocks noChangeAspect="1"/>
             </wp:cNvGraphicFramePr>
@@ -7468,7 +8056,7 @@
                     <pic:cNvPicPr/>
                   </pic:nvPicPr>
                   <pic:blipFill>
-                    <a:blip r:embed="rId21"/>
+                    <a:blip r:embed="rId35"/>
                     <a:stretch>
                       <a:fillRect/>
                     </a:stretch>
